--- a/files/yunarmiya/polozhenie-ob-otryade-yunarmiya.docx
+++ b/files/yunarmiya/polozhenie-ob-otryade-yunarmiya.docx
@@ -43,7 +43,7 @@
           <w:sz w:val="24"/>
           <w:szCs w:val="24"/>
         </w:rPr>
-        <w:t xml:space="preserve">от «____» ______________ 2026 г. № ______</w:t>
+        <w:t xml:space="preserve">от «31» августа 2026 г. № 232-О</w:t>
       </w:r>
     </w:p>
     <w:p>
